--- a/Arquitectura de Sistemas Computacionales/Kit docente/Clase 3/Quiz Clase 3 - CLAVE DOCENTE.docx
+++ b/Arquitectura de Sistemas Computacionales/Kit docente/Clase 3/Quiz Clase 3 - CLAVE DOCENTE.docx
@@ -123,7 +123,7 @@
           <w:color w:val="2B2B2B"/>
           <w:sz w:val="22"/>
         </w:rPr>
-        <w:t>Respuesta: Play with Docker (alterna: Killercoda).</w:t>
+        <w:t>Respuesta: LabEx Docker Playground (alterna: Killercoda).</w:t>
       </w:r>
     </w:p>
     <w:p>

--- a/Arquitectura de Sistemas Computacionales/Kit docente/Clase 3/Quiz Clase 3 - CLAVE DOCENTE.docx
+++ b/Arquitectura de Sistemas Computacionales/Kit docente/Clase 3/Quiz Clase 3 - CLAVE DOCENTE.docx
@@ -123,7 +123,7 @@
           <w:color w:val="2B2B2B"/>
           <w:sz w:val="22"/>
         </w:rPr>
-        <w:t>Respuesta: LabEx Docker Playground (alterna: Killercoda).</w:t>
+        <w:t>Respuesta: Killercoda (alterna: LabEx Docker Playground).</w:t>
       </w:r>
     </w:p>
     <w:p>

--- a/Arquitectura de Sistemas Computacionales/Kit docente/Clase 3/Quiz Clase 3 - CLAVE DOCENTE.docx
+++ b/Arquitectura de Sistemas Computacionales/Kit docente/Clase 3/Quiz Clase 3 - CLAVE DOCENTE.docx
@@ -107,7 +107,7 @@
           <w:color w:val="2B2B2B"/>
           <w:sz w:val="22"/>
         </w:rPr>
-        <w:t>Nombre la herramienta de lab principal del curso para contenedores.</w:t>
+        <w:t>En «docker run -p 8081:8080», ¿qué lado es el anfitrión y qué lado el contenedor?</w:t>
       </w:r>
     </w:p>
     <w:p>
@@ -123,7 +123,7 @@
           <w:color w:val="2B2B2B"/>
           <w:sz w:val="22"/>
         </w:rPr>
-        <w:t>Respuesta: Killercoda (alterna: LabEx Docker Playground).</w:t>
+        <w:t>Respuesta: 8081 es el anfitrión, por donde se entra desde fuera; 8080 es el del contenedor, el mismo del EXPOSE. Invertirlos deja el contenedor «Up» y la petición sin respuesta.</w:t>
       </w:r>
     </w:p>
     <w:p>
@@ -139,6 +139,52 @@
           <w:sz w:val="24"/>
         </w:rPr>
         <w:t>Pregunta 3</w:t>
+      </w:r>
+    </w:p>
+    <w:p>
+      <w:pPr>
+        <w:spacing w:after="120" w:before="0"/>
+        <w:jc w:val="left"/>
+      </w:pPr>
+      <w:r>
+        <w:rPr>
+          <w:rFonts w:ascii="Calibri" w:hAnsi="Calibri" w:eastAsia="Calibri"/>
+          <w:b w:val="0"/>
+          <w:color w:val="2B2B2B"/>
+          <w:sz w:val="22"/>
+        </w:rPr>
+        <w:t>¿Cuáles son los tres datos del contrato de un endpoint de salud?</w:t>
+      </w:r>
+    </w:p>
+    <w:p>
+      <w:pPr>
+        <w:spacing w:after="120" w:before="0"/>
+        <w:jc w:val="left"/>
+        <w:shd w:val="clear" w:fill="E8F4FA"/>
+      </w:pPr>
+      <w:r>
+        <w:rPr>
+          <w:rFonts w:ascii="Calibri" w:hAnsi="Calibri" w:eastAsia="Calibri"/>
+          <w:b w:val="0"/>
+          <w:color w:val="2B2B2B"/>
+          <w:sz w:val="22"/>
+        </w:rPr>
+        <w:t>Respuesta: Ruta, código de estado y cuerpo con su formato. Un 200 con cuerpo vacío no distingue «vivo» de «vivo pero roto».</w:t>
+      </w:r>
+    </w:p>
+    <w:p>
+      <w:pPr>
+        <w:spacing w:after="120" w:before="240"/>
+        <w:jc w:val="left"/>
+      </w:pPr>
+      <w:r>
+        <w:rPr>
+          <w:rFonts w:ascii="Calibri" w:hAnsi="Calibri" w:eastAsia="Calibri"/>
+          <w:b/>
+          <w:color w:val="095292"/>
+          <w:sz w:val="24"/>
+        </w:rPr>
+        <w:t>Pregunta 4</w:t>
       </w:r>
     </w:p>
     <w:p>
@@ -169,7 +215,7 @@
           <w:color w:val="2B2B2B"/>
           <w:sz w:val="22"/>
         </w:rPr>
-        <w:t>Respuesta: Quedan en capas/historial de la imagen.</w:t>
+        <w:t>Respuesta: Quedan en capas/historial de la imagen: borrarlos en un paso posterior no los elimina, solo los oculta.</w:t>
       </w:r>
     </w:p>
     <w:sectPr>
